--- a/HomeWork/Ky 1/Tổng hợp kỳ 1/(DSP501.7)Xử lý tín hiệu số/Tổng kết/Tổng kết.docx
+++ b/HomeWork/Ky 1/Tổng hợp kỳ 1/(DSP501.7)Xử lý tín hiệu số/Tổng kết/Tổng kết.docx
@@ -255,6 +255,7 @@
     </w:p>
     <w:p/>
     <w:p>
+      <w:bookmarkStart w:id="0" w:name="_GoBack"/>
       <w:r>
         <w:drawing>
           <wp:inline distT="0" distB="0" distL="114300" distR="114300">
@@ -298,7 +299,6 @@
           </wp:inline>
         </w:drawing>
       </w:r>
-      <w:bookmarkStart w:id="0" w:name="_GoBack"/>
       <w:bookmarkEnd w:id="0"/>
     </w:p>
     <w:p>
